--- a/word/Capsula_10_Lista_de_chequeo_antes_de_abrir_el_curso.docx
+++ b/word/Capsula_10_Lista_de_chequeo_antes_de_abrir_el_curso.docx
@@ -308,7 +308,7 @@
                 <w:sz w:val="20"/>
                 <w:szCs w:val="20"/>
               </w:rPr>
-              <w:t xml:space="preserve">Moodle 4.x</w:t>
+              <w:t xml:space="preserve">Moodle 4.5</w:t>
             </w:r>
           </w:p>
         </w:tc>
